--- a/刘海波+后端研发工程师.docx
+++ b/刘海波+后端研发工程师.docx
@@ -3,6 +3,8 @@
 <w:document xmlns:wpc="http://schemas.microsoft.com/office/word/2010/wordprocessingCanvas" xmlns:cx="http://schemas.microsoft.com/office/drawing/2014/chartex" xmlns:cx1="http://schemas.microsoft.com/office/drawing/2015/9/8/chartex" xmlns:cx2="http://schemas.microsoft.com/office/drawing/2015/10/21/chartex" xmlns:cx3="http://schemas.microsoft.com/office/drawing/2016/5/9/chartex" xmlns:cx4="http://schemas.microsoft.com/office/drawing/2016/5/10/chartex" xmlns:cx5="http://schemas.microsoft.com/office/drawing/2016/5/11/chartex" xmlns:cx6="http://schemas.microsoft.com/office/drawing/2016/5/12/chartex" xmlns:cx7="http://schemas.microsoft.com/office/drawing/2016/5/13/chartex" xmlns:cx8="http://schemas.microsoft.com/office/drawing/2016/5/14/chartex" xmlns:mc="http://schemas.openxmlformats.org/markup-compatibility/2006" xmlns:aink="http://schemas.microsoft.com/office/drawing/2016/ink" xmlns:am3d="http://schemas.microsoft.com/office/drawing/2017/model3d" xmlns:o="urn:schemas-microsoft-com:office:office" xmlns:r="http://schemas.openxmlformats.org/officeDocument/2006/relationships" xmlns:m="http://schemas.openxmlformats.org/officeDocument/2006/math" xmlns:v="urn:schemas-microsoft-com:vml" xmlns:wp14="http://schemas.microsoft.com/office/word/2010/wordprocessingDrawing" xmlns:wp="http://schemas.openxmlformats.org/drawingml/2006/wordprocessingDrawing" xmlns:w10="urn:schemas-microsoft-com:office:word" xmlns:w="http://schemas.openxmlformats.org/wordprocessingml/2006/main" xmlns:w14="http://schemas.microsoft.com/office/word/2010/wordml" xmlns:w15="http://schemas.microsoft.com/office/word/2012/wordml" xmlns:w16cid="http://schemas.microsoft.com/office/word/2016/wordml/cid" xmlns:w16se="http://schemas.microsoft.com/office/word/2015/wordml/symex" xmlns:wpg="http://schemas.microsoft.com/office/word/2010/wordprocessingGroup" xmlns:wpi="http://schemas.microsoft.com/office/word/2010/wordprocessingInk" xmlns:wne="http://schemas.microsoft.com/office/word/2006/wordml" xmlns:wps="http://schemas.microsoft.com/office/word/2010/wordprocessingShape" mc:Ignorable="w14 w15 w16se w16cid wp14">
   <w:body>
     <w:p>
+      <w:bookmarkStart w:id="0" w:name="_GoBack"/>
+      <w:bookmarkEnd w:id="0"/>
       <w:r>
         <w:rPr>
           <w:noProof/>
@@ -6438,15 +6440,15 @@
         <mc:AlternateContent>
           <mc:Choice Requires="wpg">
             <w:drawing>
-              <wp:anchor distT="0" distB="0" distL="114300" distR="114300" simplePos="0" relativeHeight="251661312" behindDoc="0" locked="0" layoutInCell="1" allowOverlap="1" wp14:anchorId="7ABB79D3" wp14:editId="3C1F9AA7">
+              <wp:anchor distT="0" distB="0" distL="114300" distR="114300" simplePos="0" relativeHeight="251661312" behindDoc="0" locked="0" layoutInCell="1" allowOverlap="1" wp14:anchorId="7ABB79D3" wp14:editId="5F97CB10">
                 <wp:simplePos x="0" y="0"/>
                 <wp:positionH relativeFrom="column">
                   <wp:posOffset>-866775</wp:posOffset>
                 </wp:positionH>
                 <wp:positionV relativeFrom="paragraph">
-                  <wp:posOffset>2878084</wp:posOffset>
+                  <wp:posOffset>2613977</wp:posOffset>
                 </wp:positionV>
-                <wp:extent cx="7025171" cy="6175417"/>
+                <wp:extent cx="7025131" cy="6632601"/>
                 <wp:effectExtent l="0" t="0" r="0" b="0"/>
                 <wp:wrapNone/>
                 <wp:docPr id="87" name="组合 87"/>
@@ -6458,9 +6460,9 @@
                       <wpg:grpSpPr>
                         <a:xfrm>
                           <a:off x="0" y="0"/>
-                          <a:ext cx="7025171" cy="6175417"/>
+                          <a:ext cx="7025131" cy="6632601"/>
                           <a:chOff x="0" y="0"/>
-                          <a:chExt cx="7025368" cy="6175476"/>
+                          <a:chExt cx="7025328" cy="6632664"/>
                         </a:xfrm>
                       </wpg:grpSpPr>
                       <wps:wsp>
@@ -6470,8 +6472,8 @@
                         </wps:cNvSpPr>
                         <wps:spPr bwMode="auto">
                           <a:xfrm>
-                            <a:off x="239568" y="343580"/>
-                            <a:ext cx="6785800" cy="5831896"/>
+                            <a:off x="239528" y="343564"/>
+                            <a:ext cx="6785800" cy="6289100"/>
                           </a:xfrm>
                           <a:prstGeom prst="rect">
                             <a:avLst/>
@@ -6695,7 +6697,257 @@
                                   <w:sz w:val="21"/>
                                   <w:szCs w:val="21"/>
                                 </w:rPr>
+                                <w:t>荣誉与奖项：</w:t>
+                              </w:r>
+                            </w:p>
+                            <w:p>
+                              <w:pPr>
+                                <w:pStyle w:val="a3"/>
+                                <w:numPr>
+                                  <w:ilvl w:val="0"/>
+                                  <w:numId w:val="1"/>
+                                </w:numPr>
+                                <w:tabs>
+                                  <w:tab w:val="left" w:pos="420"/>
+                                  <w:tab w:val="left" w:pos="1890"/>
+                                  <w:tab w:val="left" w:pos="2100"/>
+                                </w:tabs>
+                                <w:spacing w:before="0" w:beforeAutospacing="0" w:after="0" w:afterAutospacing="0" w:line="360" w:lineRule="exact"/>
+                                <w:textAlignment w:val="baseline"/>
+                                <w:rPr>
+                                  <w:rFonts w:ascii="微软雅黑" w:eastAsia="微软雅黑" w:hAnsi="微软雅黑" w:cs="Times New Roman"/>
+                                  <w:color w:val="404040" w:themeColor="text1" w:themeTint="BF"/>
+                                  <w:kern w:val="24"/>
+                                  <w:sz w:val="21"/>
+                                  <w:szCs w:val="21"/>
+                                </w:rPr>
+                              </w:pPr>
+                              <w:r>
+                                <w:rPr>
+                                  <w:rFonts w:ascii="微软雅黑" w:eastAsia="微软雅黑" w:hAnsi="微软雅黑" w:cs="Times New Roman" w:hint="eastAsia"/>
+                                  <w:color w:val="404040" w:themeColor="text1" w:themeTint="BF"/>
+                                  <w:kern w:val="24"/>
+                                  <w:sz w:val="21"/>
+                                  <w:szCs w:val="21"/>
+                                </w:rPr>
+                                <w:t>于2</w:t>
+                              </w:r>
+                              <w:r>
+                                <w:rPr>
+                                  <w:rFonts w:ascii="微软雅黑" w:eastAsia="微软雅黑" w:hAnsi="微软雅黑" w:cs="Times New Roman"/>
+                                  <w:color w:val="404040" w:themeColor="text1" w:themeTint="BF"/>
+                                  <w:kern w:val="24"/>
+                                  <w:sz w:val="21"/>
+                                  <w:szCs w:val="21"/>
+                                </w:rPr>
+                                <w:t>019年</w:t>
+                              </w:r>
+                              <w:r>
+                                <w:rPr>
+                                  <w:rFonts w:ascii="微软雅黑" w:eastAsia="微软雅黑" w:hAnsi="微软雅黑" w:cs="Times New Roman" w:hint="eastAsia"/>
+                                  <w:color w:val="404040" w:themeColor="text1" w:themeTint="BF"/>
+                                  <w:kern w:val="24"/>
+                                  <w:sz w:val="21"/>
+                                  <w:szCs w:val="21"/>
+                                </w:rPr>
+                                <w:t>1</w:t>
+                              </w:r>
+                              <w:r>
+                                <w:rPr>
+                                  <w:rFonts w:ascii="微软雅黑" w:eastAsia="微软雅黑" w:hAnsi="微软雅黑" w:cs="Times New Roman"/>
+                                  <w:color w:val="404040" w:themeColor="text1" w:themeTint="BF"/>
+                                  <w:kern w:val="24"/>
+                                  <w:sz w:val="21"/>
+                                  <w:szCs w:val="21"/>
+                                </w:rPr>
+                                <w:t>2月</w:t>
+                              </w:r>
+                              <w:r>
+                                <w:rPr>
+                                  <w:rFonts w:ascii="微软雅黑" w:eastAsia="微软雅黑" w:hAnsi="微软雅黑" w:cs="Times New Roman" w:hint="eastAsia"/>
+                                  <w:color w:val="404040" w:themeColor="text1" w:themeTint="BF"/>
+                                  <w:kern w:val="24"/>
+                                  <w:sz w:val="21"/>
+                                  <w:szCs w:val="21"/>
+                                </w:rPr>
+                                <w:t>获得年度综合考评先进个人；</w:t>
+                              </w:r>
+                            </w:p>
+                            <w:p>
+                              <w:pPr>
+                                <w:pStyle w:val="a3"/>
+                                <w:numPr>
+                                  <w:ilvl w:val="0"/>
+                                  <w:numId w:val="1"/>
+                                </w:numPr>
+                                <w:tabs>
+                                  <w:tab w:val="left" w:pos="420"/>
+                                  <w:tab w:val="left" w:pos="1890"/>
+                                  <w:tab w:val="left" w:pos="2100"/>
+                                </w:tabs>
+                                <w:spacing w:before="0" w:beforeAutospacing="0" w:after="0" w:afterAutospacing="0" w:line="360" w:lineRule="exact"/>
+                                <w:textAlignment w:val="baseline"/>
+                                <w:rPr>
+                                  <w:rFonts w:ascii="微软雅黑" w:eastAsia="微软雅黑" w:hAnsi="微软雅黑" w:cs="Times New Roman"/>
+                                  <w:color w:val="404040" w:themeColor="text1" w:themeTint="BF"/>
+                                  <w:kern w:val="24"/>
+                                  <w:sz w:val="21"/>
+                                  <w:szCs w:val="21"/>
+                                </w:rPr>
+                              </w:pPr>
+                              <w:r>
+                                <w:rPr>
+                                  <w:rFonts w:ascii="微软雅黑" w:eastAsia="微软雅黑" w:hAnsi="微软雅黑" w:cs="Times New Roman"/>
+                                  <w:color w:val="404040" w:themeColor="text1" w:themeTint="BF"/>
+                                  <w:kern w:val="24"/>
+                                  <w:sz w:val="21"/>
+                                  <w:szCs w:val="21"/>
+                                </w:rPr>
+                                <w:t>于</w:t>
+                              </w:r>
+                              <w:r>
+                                <w:rPr>
+                                  <w:rFonts w:ascii="微软雅黑" w:eastAsia="微软雅黑" w:hAnsi="微软雅黑" w:cs="Times New Roman" w:hint="eastAsia"/>
+                                  <w:color w:val="404040" w:themeColor="text1" w:themeTint="BF"/>
+                                  <w:kern w:val="24"/>
+                                  <w:sz w:val="21"/>
+                                  <w:szCs w:val="21"/>
+                                </w:rPr>
+                                <w:t>2</w:t>
+                              </w:r>
+                              <w:r>
+                                <w:rPr>
+                                  <w:rFonts w:ascii="微软雅黑" w:eastAsia="微软雅黑" w:hAnsi="微软雅黑" w:cs="Times New Roman"/>
+                                  <w:color w:val="404040" w:themeColor="text1" w:themeTint="BF"/>
+                                  <w:kern w:val="24"/>
+                                  <w:sz w:val="21"/>
+                                  <w:szCs w:val="21"/>
+                                </w:rPr>
+                                <w:t>019年</w:t>
+                              </w:r>
+                              <w:r>
+                                <w:rPr>
+                                  <w:rFonts w:ascii="微软雅黑" w:eastAsia="微软雅黑" w:hAnsi="微软雅黑" w:cs="Times New Roman" w:hint="eastAsia"/>
+                                  <w:color w:val="404040" w:themeColor="text1" w:themeTint="BF"/>
+                                  <w:kern w:val="24"/>
+                                  <w:sz w:val="21"/>
+                                  <w:szCs w:val="21"/>
+                                </w:rPr>
+                                <w:t>1</w:t>
+                              </w:r>
+                              <w:r>
+                                <w:rPr>
+                                  <w:rFonts w:ascii="微软雅黑" w:eastAsia="微软雅黑" w:hAnsi="微软雅黑" w:cs="Times New Roman"/>
+                                  <w:color w:val="404040" w:themeColor="text1" w:themeTint="BF"/>
+                                  <w:kern w:val="24"/>
+                                  <w:sz w:val="21"/>
+                                  <w:szCs w:val="21"/>
+                                </w:rPr>
+                                <w:t>2月</w:t>
+                              </w:r>
+                              <w:r>
+                                <w:rPr>
+                                  <w:rFonts w:ascii="微软雅黑" w:eastAsia="微软雅黑" w:hAnsi="微软雅黑" w:cs="Times New Roman" w:hint="eastAsia"/>
+                                  <w:color w:val="404040" w:themeColor="text1" w:themeTint="BF"/>
+                                  <w:kern w:val="24"/>
+                                  <w:sz w:val="21"/>
+                                  <w:szCs w:val="21"/>
+                                </w:rPr>
+                                <w:t>获得年度优秀员工；</w:t>
+                              </w:r>
+                            </w:p>
+                            <w:p>
+                              <w:pPr>
+                                <w:pStyle w:val="a3"/>
+                                <w:tabs>
+                                  <w:tab w:val="left" w:pos="420"/>
+                                  <w:tab w:val="left" w:pos="1890"/>
+                                  <w:tab w:val="left" w:pos="2100"/>
+                                </w:tabs>
+                                <w:spacing w:before="0" w:beforeAutospacing="0" w:after="0" w:afterAutospacing="0" w:line="360" w:lineRule="exact"/>
+                                <w:textAlignment w:val="baseline"/>
+                                <w:rPr>
+                                  <w:rFonts w:ascii="微软雅黑" w:eastAsia="微软雅黑" w:hAnsi="微软雅黑" w:cs="Times New Roman"/>
+                                  <w:color w:val="404040" w:themeColor="text1" w:themeTint="BF"/>
+                                  <w:kern w:val="24"/>
+                                  <w:sz w:val="21"/>
+                                  <w:szCs w:val="21"/>
+                                </w:rPr>
+                              </w:pPr>
+                              <w:r>
+                                <w:rPr>
+                                  <w:rFonts w:ascii="微软雅黑" w:eastAsia="微软雅黑" w:hAnsi="微软雅黑" w:cs="Times New Roman" w:hint="eastAsia"/>
+                                  <w:color w:val="404040" w:themeColor="text1" w:themeTint="BF"/>
+                                  <w:kern w:val="24"/>
+                                  <w:sz w:val="21"/>
+                                  <w:szCs w:val="21"/>
+                                </w:rPr>
                                 <w:t>工作描述：</w:t>
+                              </w:r>
+                            </w:p>
+                            <w:p>
+                              <w:pPr>
+                                <w:pStyle w:val="a3"/>
+                                <w:numPr>
+                                  <w:ilvl w:val="0"/>
+                                  <w:numId w:val="1"/>
+                                </w:numPr>
+                                <w:tabs>
+                                  <w:tab w:val="left" w:pos="420"/>
+                                  <w:tab w:val="left" w:pos="1890"/>
+                                  <w:tab w:val="left" w:pos="2100"/>
+                                </w:tabs>
+                                <w:spacing w:before="0" w:beforeAutospacing="0" w:after="0" w:afterAutospacing="0" w:line="360" w:lineRule="exact"/>
+                                <w:textAlignment w:val="baseline"/>
+                                <w:rPr>
+                                  <w:rFonts w:ascii="微软雅黑" w:eastAsia="微软雅黑" w:hAnsi="微软雅黑" w:cs="Times New Roman"/>
+                                  <w:color w:val="404040" w:themeColor="text1" w:themeTint="BF"/>
+                                  <w:kern w:val="24"/>
+                                  <w:sz w:val="21"/>
+                                  <w:szCs w:val="21"/>
+                                </w:rPr>
+                              </w:pPr>
+                              <w:r>
+                                <w:rPr>
+                                  <w:rFonts w:ascii="微软雅黑" w:eastAsia="微软雅黑" w:hAnsi="微软雅黑" w:cs="Times New Roman" w:hint="eastAsia"/>
+                                  <w:color w:val="404040" w:themeColor="text1" w:themeTint="BF"/>
+                                  <w:kern w:val="24"/>
+                                  <w:sz w:val="21"/>
+                                  <w:szCs w:val="21"/>
+                                </w:rPr>
+                                <w:t>主要负责基于</w:t>
+                              </w:r>
+                              <w:r>
+                                <w:rPr>
+                                  <w:rFonts w:ascii="微软雅黑" w:eastAsia="微软雅黑" w:hAnsi="微软雅黑" w:cs="Times New Roman"/>
+                                  <w:b/>
+                                  <w:bCs/>
+                                  <w:color w:val="404040" w:themeColor="text1" w:themeTint="BF"/>
+                                  <w:kern w:val="24"/>
+                                  <w:sz w:val="21"/>
+                                  <w:szCs w:val="21"/>
+                                </w:rPr>
+                                <w:t>ROS</w:t>
+                              </w:r>
+                              <w:r>
+                                <w:rPr>
+                                  <w:rFonts w:ascii="微软雅黑" w:eastAsia="微软雅黑" w:hAnsi="微软雅黑" w:cs="Times New Roman"/>
+                                  <w:color w:val="404040" w:themeColor="text1" w:themeTint="BF"/>
+                                  <w:kern w:val="24"/>
+                                  <w:sz w:val="21"/>
+                                  <w:szCs w:val="21"/>
+                                </w:rPr>
+                                <w:t>机器人操作系统的</w:t>
+                              </w:r>
+                              <w:r>
+                                <w:rPr>
+                                  <w:rFonts w:ascii="微软雅黑" w:eastAsia="微软雅黑" w:hAnsi="微软雅黑" w:cs="Times New Roman" w:hint="eastAsia"/>
+                                  <w:color w:val="404040" w:themeColor="text1" w:themeTint="BF"/>
+                                  <w:kern w:val="24"/>
+                                  <w:sz w:val="21"/>
+                                  <w:szCs w:val="21"/>
+                                </w:rPr>
+                                <w:t>无人平台应用开发工作；</w:t>
                               </w:r>
                             </w:p>
                             <w:p>
@@ -6758,7 +7010,7 @@
                                   <w:sz w:val="21"/>
                                   <w:szCs w:val="21"/>
                                 </w:rPr>
-                                <w:t>主要分为通用包、通信包、串口包、插件包、仿真包等模块；</w:t>
+                                <w:t>主要分为通信包、串口包、插件包、仿真包等模块；</w:t>
                               </w:r>
                               <w:r>
                                 <w:rPr>
@@ -6886,89 +7138,6 @@
                                   <w:sz w:val="21"/>
                                   <w:szCs w:val="21"/>
                                 </w:rPr>
-                                <w:t>完成无人机和无人车</w:t>
-                              </w:r>
-                              <w:r>
-                                <w:rPr>
-                                  <w:rFonts w:ascii="微软雅黑" w:eastAsia="微软雅黑" w:hAnsi="微软雅黑" w:cs="Times New Roman" w:hint="eastAsia"/>
-                                  <w:color w:val="404040" w:themeColor="text1" w:themeTint="BF"/>
-                                  <w:kern w:val="24"/>
-                                  <w:sz w:val="21"/>
-                                  <w:szCs w:val="21"/>
-                                </w:rPr>
-                                <w:t>的</w:t>
-                              </w:r>
-                              <w:r>
-                                <w:rPr>
-                                  <w:rFonts w:ascii="微软雅黑" w:eastAsia="微软雅黑" w:hAnsi="微软雅黑" w:cs="Times New Roman" w:hint="eastAsia"/>
-                                  <w:color w:val="404040" w:themeColor="text1" w:themeTint="BF"/>
-                                  <w:kern w:val="24"/>
-                                  <w:sz w:val="21"/>
-                                  <w:szCs w:val="21"/>
-                                </w:rPr>
-                                <w:t>协同控制与</w:t>
-                              </w:r>
-                              <w:r>
-                                <w:rPr>
-                                  <w:rFonts w:ascii="微软雅黑" w:eastAsia="微软雅黑" w:hAnsi="微软雅黑" w:cs="Times New Roman" w:hint="eastAsia"/>
-                                  <w:color w:val="404040" w:themeColor="text1" w:themeTint="BF"/>
-                                  <w:kern w:val="24"/>
-                                  <w:sz w:val="21"/>
-                                  <w:szCs w:val="21"/>
-                                </w:rPr>
-                                <w:t>目标追踪</w:t>
-                              </w:r>
-                              <w:r>
-                                <w:rPr>
-                                  <w:rFonts w:ascii="微软雅黑" w:eastAsia="微软雅黑" w:hAnsi="微软雅黑" w:cs="Times New Roman" w:hint="eastAsia"/>
-                                  <w:color w:val="404040" w:themeColor="text1" w:themeTint="BF"/>
-                                  <w:kern w:val="24"/>
-                                  <w:sz w:val="21"/>
-                                  <w:szCs w:val="21"/>
-                                </w:rPr>
-                                <w:t>工作</w:t>
-                              </w:r>
-                              <w:r>
-                                <w:rPr>
-                                  <w:rFonts w:ascii="微软雅黑" w:eastAsia="微软雅黑" w:hAnsi="微软雅黑" w:cs="Times New Roman" w:hint="eastAsia"/>
-                                  <w:color w:val="404040" w:themeColor="text1" w:themeTint="BF"/>
-                                  <w:kern w:val="24"/>
-                                  <w:sz w:val="21"/>
-                                  <w:szCs w:val="21"/>
-                                </w:rPr>
-                                <w:t>；</w:t>
-                              </w:r>
-                            </w:p>
-                            <w:p>
-                              <w:pPr>
-                                <w:pStyle w:val="a3"/>
-                                <w:numPr>
-                                  <w:ilvl w:val="0"/>
-                                  <w:numId w:val="1"/>
-                                </w:numPr>
-                                <w:tabs>
-                                  <w:tab w:val="left" w:pos="420"/>
-                                  <w:tab w:val="left" w:pos="1890"/>
-                                  <w:tab w:val="left" w:pos="2100"/>
-                                </w:tabs>
-                                <w:spacing w:before="0" w:beforeAutospacing="0" w:after="0" w:afterAutospacing="0" w:line="360" w:lineRule="exact"/>
-                                <w:textAlignment w:val="baseline"/>
-                                <w:rPr>
-                                  <w:rFonts w:ascii="微软雅黑" w:eastAsia="微软雅黑" w:hAnsi="微软雅黑" w:cs="Times New Roman"/>
-                                  <w:color w:val="404040" w:themeColor="text1" w:themeTint="BF"/>
-                                  <w:kern w:val="24"/>
-                                  <w:sz w:val="21"/>
-                                  <w:szCs w:val="21"/>
-                                </w:rPr>
-                              </w:pPr>
-                              <w:r>
-                                <w:rPr>
-                                  <w:rFonts w:ascii="微软雅黑" w:eastAsia="微软雅黑" w:hAnsi="微软雅黑" w:cs="Times New Roman" w:hint="eastAsia"/>
-                                  <w:color w:val="404040" w:themeColor="text1" w:themeTint="BF"/>
-                                  <w:kern w:val="24"/>
-                                  <w:sz w:val="21"/>
-                                  <w:szCs w:val="21"/>
-                                </w:rPr>
                                 <w:t>完成大工X402</w:t>
                               </w:r>
                               <w:proofErr w:type="gramStart"/>
@@ -7037,7 +7206,6 @@
                                 </w:rPr>
                                 <w:t>无人机的</w:t>
                               </w:r>
-                              <w:proofErr w:type="spellStart"/>
                               <w:r>
                                 <w:rPr>
                                   <w:rFonts w:ascii="微软雅黑" w:eastAsia="微软雅黑" w:hAnsi="微软雅黑" w:cs="Times New Roman" w:hint="eastAsia"/>
@@ -7050,7 +7218,6 @@
                                 </w:rPr>
                                 <w:t>micROS</w:t>
                               </w:r>
-                              <w:proofErr w:type="spellEnd"/>
                               <w:r>
                                 <w:rPr>
                                   <w:rFonts w:ascii="微软雅黑" w:eastAsia="微软雅黑" w:hAnsi="微软雅黑" w:cs="Times New Roman" w:hint="eastAsia"/>
@@ -7060,69 +7227,6 @@
                                   <w:szCs w:val="21"/>
                                 </w:rPr>
                                 <w:t>适配工作</w:t>
-                              </w:r>
-                              <w:r>
-                                <w:rPr>
-                                  <w:rFonts w:ascii="微软雅黑" w:eastAsia="微软雅黑" w:hAnsi="微软雅黑" w:cs="Times New Roman" w:hint="eastAsia"/>
-                                  <w:color w:val="404040" w:themeColor="text1" w:themeTint="BF"/>
-                                  <w:kern w:val="24"/>
-                                  <w:sz w:val="21"/>
-                                  <w:szCs w:val="21"/>
-                                </w:rPr>
-                                <w:t>；</w:t>
-                              </w:r>
-                            </w:p>
-                            <w:p>
-                              <w:pPr>
-                                <w:pStyle w:val="a3"/>
-                                <w:numPr>
-                                  <w:ilvl w:val="0"/>
-                                  <w:numId w:val="1"/>
-                                </w:numPr>
-                                <w:tabs>
-                                  <w:tab w:val="left" w:pos="420"/>
-                                  <w:tab w:val="left" w:pos="1890"/>
-                                  <w:tab w:val="left" w:pos="2100"/>
-                                </w:tabs>
-                                <w:spacing w:before="0" w:beforeAutospacing="0" w:after="0" w:afterAutospacing="0" w:line="360" w:lineRule="exact"/>
-                                <w:textAlignment w:val="baseline"/>
-                                <w:rPr>
-                                  <w:rFonts w:ascii="微软雅黑" w:eastAsia="微软雅黑" w:hAnsi="微软雅黑" w:cs="Times New Roman"/>
-                                  <w:color w:val="404040" w:themeColor="text1" w:themeTint="BF"/>
-                                  <w:kern w:val="24"/>
-                                  <w:sz w:val="21"/>
-                                  <w:szCs w:val="21"/>
-                                </w:rPr>
-                              </w:pPr>
-                              <w:r>
-                                <w:rPr>
-                                  <w:rFonts w:ascii="微软雅黑" w:eastAsia="微软雅黑" w:hAnsi="微软雅黑" w:cs="Times New Roman" w:hint="eastAsia"/>
-                                  <w:color w:val="404040" w:themeColor="text1" w:themeTint="BF"/>
-                                  <w:kern w:val="24"/>
-                                  <w:sz w:val="21"/>
-                                  <w:szCs w:val="21"/>
-                                </w:rPr>
-                                <w:t>完成“机器人统一指令”可视化编辑器，支持</w:t>
-                              </w:r>
-                              <w:r>
-                                <w:rPr>
-                                  <w:rFonts w:ascii="微软雅黑" w:eastAsia="微软雅黑" w:hAnsi="微软雅黑" w:cs="Times New Roman" w:hint="eastAsia"/>
-                                  <w:color w:val="404040" w:themeColor="text1" w:themeTint="BF"/>
-                                  <w:kern w:val="24"/>
-                                  <w:sz w:val="21"/>
-                                  <w:szCs w:val="21"/>
-                                </w:rPr>
-                                <w:t>指令的</w:t>
-                              </w:r>
-                              <w:r>
-                                <w:rPr>
-                                  <w:rFonts w:ascii="微软雅黑" w:eastAsia="微软雅黑" w:hAnsi="微软雅黑" w:cs="Times New Roman" w:hint="eastAsia"/>
-                                  <w:color w:val="404040" w:themeColor="text1" w:themeTint="BF"/>
-                                  <w:kern w:val="24"/>
-                                  <w:sz w:val="21"/>
-                                  <w:szCs w:val="21"/>
-                                </w:rPr>
-                                <w:t>编辑、导入导出、部分纠错功能等</w:t>
                               </w:r>
                               <w:r>
                                 <w:rPr>
@@ -9523,8 +9627,8 @@
           </mc:Choice>
           <mc:Fallback>
             <w:pict>
-              <v:group w14:anchorId="7ABB79D3" id="组合 87" o:spid="_x0000_s1028" style="position:absolute;margin-left:-68.25pt;margin-top:226.6pt;width:553.15pt;height:486.25pt;z-index:251661312" coordsize="70253,61754" o:gfxdata="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">
-                <v:rect id="Rectangle 3" o:spid="_x0000_s1029" style="position:absolute;left:2395;top:3435;width:67858;height:58319;visibility:visible;mso-wrap-style:square;v-text-anchor:top" o:gfxdata="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" filled="f" stroked="f">
+              <v:group w14:anchorId="7ABB79D3" id="组合 87" o:spid="_x0000_s1028" style="position:absolute;margin-left:-68.25pt;margin-top:205.8pt;width:553.15pt;height:522.25pt;z-index:251661312" coordsize="70253,66326" o:gfxdata="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">
+                <v:rect id="Rectangle 3" o:spid="_x0000_s1029" style="position:absolute;left:2395;top:3435;width:67858;height:62891;visibility:visible;mso-wrap-style:square;v-text-anchor:top" o:gfxdata="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" filled="f" stroked="f">
                   <v:textbox style="mso-fit-shape-to-text:t">
                     <w:txbxContent>
                       <w:p>
@@ -9743,7 +9847,257 @@
                             <w:sz w:val="21"/>
                             <w:szCs w:val="21"/>
                           </w:rPr>
+                          <w:t>荣誉与奖项：</w:t>
+                        </w:r>
+                      </w:p>
+                      <w:p>
+                        <w:pPr>
+                          <w:pStyle w:val="a3"/>
+                          <w:numPr>
+                            <w:ilvl w:val="0"/>
+                            <w:numId w:val="1"/>
+                          </w:numPr>
+                          <w:tabs>
+                            <w:tab w:val="left" w:pos="420"/>
+                            <w:tab w:val="left" w:pos="1890"/>
+                            <w:tab w:val="left" w:pos="2100"/>
+                          </w:tabs>
+                          <w:spacing w:before="0" w:beforeAutospacing="0" w:after="0" w:afterAutospacing="0" w:line="360" w:lineRule="exact"/>
+                          <w:textAlignment w:val="baseline"/>
+                          <w:rPr>
+                            <w:rFonts w:ascii="微软雅黑" w:eastAsia="微软雅黑" w:hAnsi="微软雅黑" w:cs="Times New Roman"/>
+                            <w:color w:val="404040" w:themeColor="text1" w:themeTint="BF"/>
+                            <w:kern w:val="24"/>
+                            <w:sz w:val="21"/>
+                            <w:szCs w:val="21"/>
+                          </w:rPr>
+                        </w:pPr>
+                        <w:r>
+                          <w:rPr>
+                            <w:rFonts w:ascii="微软雅黑" w:eastAsia="微软雅黑" w:hAnsi="微软雅黑" w:cs="Times New Roman" w:hint="eastAsia"/>
+                            <w:color w:val="404040" w:themeColor="text1" w:themeTint="BF"/>
+                            <w:kern w:val="24"/>
+                            <w:sz w:val="21"/>
+                            <w:szCs w:val="21"/>
+                          </w:rPr>
+                          <w:t>于2</w:t>
+                        </w:r>
+                        <w:r>
+                          <w:rPr>
+                            <w:rFonts w:ascii="微软雅黑" w:eastAsia="微软雅黑" w:hAnsi="微软雅黑" w:cs="Times New Roman"/>
+                            <w:color w:val="404040" w:themeColor="text1" w:themeTint="BF"/>
+                            <w:kern w:val="24"/>
+                            <w:sz w:val="21"/>
+                            <w:szCs w:val="21"/>
+                          </w:rPr>
+                          <w:t>019年</w:t>
+                        </w:r>
+                        <w:r>
+                          <w:rPr>
+                            <w:rFonts w:ascii="微软雅黑" w:eastAsia="微软雅黑" w:hAnsi="微软雅黑" w:cs="Times New Roman" w:hint="eastAsia"/>
+                            <w:color w:val="404040" w:themeColor="text1" w:themeTint="BF"/>
+                            <w:kern w:val="24"/>
+                            <w:sz w:val="21"/>
+                            <w:szCs w:val="21"/>
+                          </w:rPr>
+                          <w:t>1</w:t>
+                        </w:r>
+                        <w:r>
+                          <w:rPr>
+                            <w:rFonts w:ascii="微软雅黑" w:eastAsia="微软雅黑" w:hAnsi="微软雅黑" w:cs="Times New Roman"/>
+                            <w:color w:val="404040" w:themeColor="text1" w:themeTint="BF"/>
+                            <w:kern w:val="24"/>
+                            <w:sz w:val="21"/>
+                            <w:szCs w:val="21"/>
+                          </w:rPr>
+                          <w:t>2月</w:t>
+                        </w:r>
+                        <w:r>
+                          <w:rPr>
+                            <w:rFonts w:ascii="微软雅黑" w:eastAsia="微软雅黑" w:hAnsi="微软雅黑" w:cs="Times New Roman" w:hint="eastAsia"/>
+                            <w:color w:val="404040" w:themeColor="text1" w:themeTint="BF"/>
+                            <w:kern w:val="24"/>
+                            <w:sz w:val="21"/>
+                            <w:szCs w:val="21"/>
+                          </w:rPr>
+                          <w:t>获得年度综合考评先进个人；</w:t>
+                        </w:r>
+                      </w:p>
+                      <w:p>
+                        <w:pPr>
+                          <w:pStyle w:val="a3"/>
+                          <w:numPr>
+                            <w:ilvl w:val="0"/>
+                            <w:numId w:val="1"/>
+                          </w:numPr>
+                          <w:tabs>
+                            <w:tab w:val="left" w:pos="420"/>
+                            <w:tab w:val="left" w:pos="1890"/>
+                            <w:tab w:val="left" w:pos="2100"/>
+                          </w:tabs>
+                          <w:spacing w:before="0" w:beforeAutospacing="0" w:after="0" w:afterAutospacing="0" w:line="360" w:lineRule="exact"/>
+                          <w:textAlignment w:val="baseline"/>
+                          <w:rPr>
+                            <w:rFonts w:ascii="微软雅黑" w:eastAsia="微软雅黑" w:hAnsi="微软雅黑" w:cs="Times New Roman"/>
+                            <w:color w:val="404040" w:themeColor="text1" w:themeTint="BF"/>
+                            <w:kern w:val="24"/>
+                            <w:sz w:val="21"/>
+                            <w:szCs w:val="21"/>
+                          </w:rPr>
+                        </w:pPr>
+                        <w:r>
+                          <w:rPr>
+                            <w:rFonts w:ascii="微软雅黑" w:eastAsia="微软雅黑" w:hAnsi="微软雅黑" w:cs="Times New Roman"/>
+                            <w:color w:val="404040" w:themeColor="text1" w:themeTint="BF"/>
+                            <w:kern w:val="24"/>
+                            <w:sz w:val="21"/>
+                            <w:szCs w:val="21"/>
+                          </w:rPr>
+                          <w:t>于</w:t>
+                        </w:r>
+                        <w:r>
+                          <w:rPr>
+                            <w:rFonts w:ascii="微软雅黑" w:eastAsia="微软雅黑" w:hAnsi="微软雅黑" w:cs="Times New Roman" w:hint="eastAsia"/>
+                            <w:color w:val="404040" w:themeColor="text1" w:themeTint="BF"/>
+                            <w:kern w:val="24"/>
+                            <w:sz w:val="21"/>
+                            <w:szCs w:val="21"/>
+                          </w:rPr>
+                          <w:t>2</w:t>
+                        </w:r>
+                        <w:r>
+                          <w:rPr>
+                            <w:rFonts w:ascii="微软雅黑" w:eastAsia="微软雅黑" w:hAnsi="微软雅黑" w:cs="Times New Roman"/>
+                            <w:color w:val="404040" w:themeColor="text1" w:themeTint="BF"/>
+                            <w:kern w:val="24"/>
+                            <w:sz w:val="21"/>
+                            <w:szCs w:val="21"/>
+                          </w:rPr>
+                          <w:t>019年</w:t>
+                        </w:r>
+                        <w:r>
+                          <w:rPr>
+                            <w:rFonts w:ascii="微软雅黑" w:eastAsia="微软雅黑" w:hAnsi="微软雅黑" w:cs="Times New Roman" w:hint="eastAsia"/>
+                            <w:color w:val="404040" w:themeColor="text1" w:themeTint="BF"/>
+                            <w:kern w:val="24"/>
+                            <w:sz w:val="21"/>
+                            <w:szCs w:val="21"/>
+                          </w:rPr>
+                          <w:t>1</w:t>
+                        </w:r>
+                        <w:r>
+                          <w:rPr>
+                            <w:rFonts w:ascii="微软雅黑" w:eastAsia="微软雅黑" w:hAnsi="微软雅黑" w:cs="Times New Roman"/>
+                            <w:color w:val="404040" w:themeColor="text1" w:themeTint="BF"/>
+                            <w:kern w:val="24"/>
+                            <w:sz w:val="21"/>
+                            <w:szCs w:val="21"/>
+                          </w:rPr>
+                          <w:t>2月</w:t>
+                        </w:r>
+                        <w:r>
+                          <w:rPr>
+                            <w:rFonts w:ascii="微软雅黑" w:eastAsia="微软雅黑" w:hAnsi="微软雅黑" w:cs="Times New Roman" w:hint="eastAsia"/>
+                            <w:color w:val="404040" w:themeColor="text1" w:themeTint="BF"/>
+                            <w:kern w:val="24"/>
+                            <w:sz w:val="21"/>
+                            <w:szCs w:val="21"/>
+                          </w:rPr>
+                          <w:t>获得年度优秀员工；</w:t>
+                        </w:r>
+                      </w:p>
+                      <w:p>
+                        <w:pPr>
+                          <w:pStyle w:val="a3"/>
+                          <w:tabs>
+                            <w:tab w:val="left" w:pos="420"/>
+                            <w:tab w:val="left" w:pos="1890"/>
+                            <w:tab w:val="left" w:pos="2100"/>
+                          </w:tabs>
+                          <w:spacing w:before="0" w:beforeAutospacing="0" w:after="0" w:afterAutospacing="0" w:line="360" w:lineRule="exact"/>
+                          <w:textAlignment w:val="baseline"/>
+                          <w:rPr>
+                            <w:rFonts w:ascii="微软雅黑" w:eastAsia="微软雅黑" w:hAnsi="微软雅黑" w:cs="Times New Roman"/>
+                            <w:color w:val="404040" w:themeColor="text1" w:themeTint="BF"/>
+                            <w:kern w:val="24"/>
+                            <w:sz w:val="21"/>
+                            <w:szCs w:val="21"/>
+                          </w:rPr>
+                        </w:pPr>
+                        <w:r>
+                          <w:rPr>
+                            <w:rFonts w:ascii="微软雅黑" w:eastAsia="微软雅黑" w:hAnsi="微软雅黑" w:cs="Times New Roman" w:hint="eastAsia"/>
+                            <w:color w:val="404040" w:themeColor="text1" w:themeTint="BF"/>
+                            <w:kern w:val="24"/>
+                            <w:sz w:val="21"/>
+                            <w:szCs w:val="21"/>
+                          </w:rPr>
                           <w:t>工作描述：</w:t>
+                        </w:r>
+                      </w:p>
+                      <w:p>
+                        <w:pPr>
+                          <w:pStyle w:val="a3"/>
+                          <w:numPr>
+                            <w:ilvl w:val="0"/>
+                            <w:numId w:val="1"/>
+                          </w:numPr>
+                          <w:tabs>
+                            <w:tab w:val="left" w:pos="420"/>
+                            <w:tab w:val="left" w:pos="1890"/>
+                            <w:tab w:val="left" w:pos="2100"/>
+                          </w:tabs>
+                          <w:spacing w:before="0" w:beforeAutospacing="0" w:after="0" w:afterAutospacing="0" w:line="360" w:lineRule="exact"/>
+                          <w:textAlignment w:val="baseline"/>
+                          <w:rPr>
+                            <w:rFonts w:ascii="微软雅黑" w:eastAsia="微软雅黑" w:hAnsi="微软雅黑" w:cs="Times New Roman"/>
+                            <w:color w:val="404040" w:themeColor="text1" w:themeTint="BF"/>
+                            <w:kern w:val="24"/>
+                            <w:sz w:val="21"/>
+                            <w:szCs w:val="21"/>
+                          </w:rPr>
+                        </w:pPr>
+                        <w:r>
+                          <w:rPr>
+                            <w:rFonts w:ascii="微软雅黑" w:eastAsia="微软雅黑" w:hAnsi="微软雅黑" w:cs="Times New Roman" w:hint="eastAsia"/>
+                            <w:color w:val="404040" w:themeColor="text1" w:themeTint="BF"/>
+                            <w:kern w:val="24"/>
+                            <w:sz w:val="21"/>
+                            <w:szCs w:val="21"/>
+                          </w:rPr>
+                          <w:t>主要负责基于</w:t>
+                        </w:r>
+                        <w:r>
+                          <w:rPr>
+                            <w:rFonts w:ascii="微软雅黑" w:eastAsia="微软雅黑" w:hAnsi="微软雅黑" w:cs="Times New Roman"/>
+                            <w:b/>
+                            <w:bCs/>
+                            <w:color w:val="404040" w:themeColor="text1" w:themeTint="BF"/>
+                            <w:kern w:val="24"/>
+                            <w:sz w:val="21"/>
+                            <w:szCs w:val="21"/>
+                          </w:rPr>
+                          <w:t>ROS</w:t>
+                        </w:r>
+                        <w:r>
+                          <w:rPr>
+                            <w:rFonts w:ascii="微软雅黑" w:eastAsia="微软雅黑" w:hAnsi="微软雅黑" w:cs="Times New Roman"/>
+                            <w:color w:val="404040" w:themeColor="text1" w:themeTint="BF"/>
+                            <w:kern w:val="24"/>
+                            <w:sz w:val="21"/>
+                            <w:szCs w:val="21"/>
+                          </w:rPr>
+                          <w:t>机器人操作系统的</w:t>
+                        </w:r>
+                        <w:r>
+                          <w:rPr>
+                            <w:rFonts w:ascii="微软雅黑" w:eastAsia="微软雅黑" w:hAnsi="微软雅黑" w:cs="Times New Roman" w:hint="eastAsia"/>
+                            <w:color w:val="404040" w:themeColor="text1" w:themeTint="BF"/>
+                            <w:kern w:val="24"/>
+                            <w:sz w:val="21"/>
+                            <w:szCs w:val="21"/>
+                          </w:rPr>
+                          <w:t>无人平台应用开发工作；</w:t>
                         </w:r>
                       </w:p>
                       <w:p>
@@ -9806,7 +10160,7 @@
                             <w:sz w:val="21"/>
                             <w:szCs w:val="21"/>
                           </w:rPr>
-                          <w:t>主要分为通用包、通信包、串口包、插件包、仿真包等模块；</w:t>
+                          <w:t>主要分为通信包、串口包、插件包、仿真包等模块；</w:t>
                         </w:r>
                         <w:r>
                           <w:rPr>
@@ -9934,89 +10288,6 @@
                             <w:sz w:val="21"/>
                             <w:szCs w:val="21"/>
                           </w:rPr>
-                          <w:t>完成无人机和无人车</w:t>
-                        </w:r>
-                        <w:r>
-                          <w:rPr>
-                            <w:rFonts w:ascii="微软雅黑" w:eastAsia="微软雅黑" w:hAnsi="微软雅黑" w:cs="Times New Roman" w:hint="eastAsia"/>
-                            <w:color w:val="404040" w:themeColor="text1" w:themeTint="BF"/>
-                            <w:kern w:val="24"/>
-                            <w:sz w:val="21"/>
-                            <w:szCs w:val="21"/>
-                          </w:rPr>
-                          <w:t>的</w:t>
-                        </w:r>
-                        <w:r>
-                          <w:rPr>
-                            <w:rFonts w:ascii="微软雅黑" w:eastAsia="微软雅黑" w:hAnsi="微软雅黑" w:cs="Times New Roman" w:hint="eastAsia"/>
-                            <w:color w:val="404040" w:themeColor="text1" w:themeTint="BF"/>
-                            <w:kern w:val="24"/>
-                            <w:sz w:val="21"/>
-                            <w:szCs w:val="21"/>
-                          </w:rPr>
-                          <w:t>协同控制与</w:t>
-                        </w:r>
-                        <w:r>
-                          <w:rPr>
-                            <w:rFonts w:ascii="微软雅黑" w:eastAsia="微软雅黑" w:hAnsi="微软雅黑" w:cs="Times New Roman" w:hint="eastAsia"/>
-                            <w:color w:val="404040" w:themeColor="text1" w:themeTint="BF"/>
-                            <w:kern w:val="24"/>
-                            <w:sz w:val="21"/>
-                            <w:szCs w:val="21"/>
-                          </w:rPr>
-                          <w:t>目标追踪</w:t>
-                        </w:r>
-                        <w:r>
-                          <w:rPr>
-                            <w:rFonts w:ascii="微软雅黑" w:eastAsia="微软雅黑" w:hAnsi="微软雅黑" w:cs="Times New Roman" w:hint="eastAsia"/>
-                            <w:color w:val="404040" w:themeColor="text1" w:themeTint="BF"/>
-                            <w:kern w:val="24"/>
-                            <w:sz w:val="21"/>
-                            <w:szCs w:val="21"/>
-                          </w:rPr>
-                          <w:t>工作</w:t>
-                        </w:r>
-                        <w:r>
-                          <w:rPr>
-                            <w:rFonts w:ascii="微软雅黑" w:eastAsia="微软雅黑" w:hAnsi="微软雅黑" w:cs="Times New Roman" w:hint="eastAsia"/>
-                            <w:color w:val="404040" w:themeColor="text1" w:themeTint="BF"/>
-                            <w:kern w:val="24"/>
-                            <w:sz w:val="21"/>
-                            <w:szCs w:val="21"/>
-                          </w:rPr>
-                          <w:t>；</w:t>
-                        </w:r>
-                      </w:p>
-                      <w:p>
-                        <w:pPr>
-                          <w:pStyle w:val="a3"/>
-                          <w:numPr>
-                            <w:ilvl w:val="0"/>
-                            <w:numId w:val="1"/>
-                          </w:numPr>
-                          <w:tabs>
-                            <w:tab w:val="left" w:pos="420"/>
-                            <w:tab w:val="left" w:pos="1890"/>
-                            <w:tab w:val="left" w:pos="2100"/>
-                          </w:tabs>
-                          <w:spacing w:before="0" w:beforeAutospacing="0" w:after="0" w:afterAutospacing="0" w:line="360" w:lineRule="exact"/>
-                          <w:textAlignment w:val="baseline"/>
-                          <w:rPr>
-                            <w:rFonts w:ascii="微软雅黑" w:eastAsia="微软雅黑" w:hAnsi="微软雅黑" w:cs="Times New Roman"/>
-                            <w:color w:val="404040" w:themeColor="text1" w:themeTint="BF"/>
-                            <w:kern w:val="24"/>
-                            <w:sz w:val="21"/>
-                            <w:szCs w:val="21"/>
-                          </w:rPr>
-                        </w:pPr>
-                        <w:r>
-                          <w:rPr>
-                            <w:rFonts w:ascii="微软雅黑" w:eastAsia="微软雅黑" w:hAnsi="微软雅黑" w:cs="Times New Roman" w:hint="eastAsia"/>
-                            <w:color w:val="404040" w:themeColor="text1" w:themeTint="BF"/>
-                            <w:kern w:val="24"/>
-                            <w:sz w:val="21"/>
-                            <w:szCs w:val="21"/>
-                          </w:rPr>
                           <w:t>完成大工X402</w:t>
                         </w:r>
                         <w:proofErr w:type="gramStart"/>
@@ -10085,7 +10356,6 @@
                           </w:rPr>
                           <w:t>无人机的</w:t>
                         </w:r>
-                        <w:proofErr w:type="spellStart"/>
                         <w:r>
                           <w:rPr>
                             <w:rFonts w:ascii="微软雅黑" w:eastAsia="微软雅黑" w:hAnsi="微软雅黑" w:cs="Times New Roman" w:hint="eastAsia"/>
@@ -10098,7 +10368,6 @@
                           </w:rPr>
                           <w:t>micROS</w:t>
                         </w:r>
-                        <w:proofErr w:type="spellEnd"/>
                         <w:r>
                           <w:rPr>
                             <w:rFonts w:ascii="微软雅黑" w:eastAsia="微软雅黑" w:hAnsi="微软雅黑" w:cs="Times New Roman" w:hint="eastAsia"/>
@@ -10108,69 +10377,6 @@
                             <w:szCs w:val="21"/>
                           </w:rPr>
                           <w:t>适配工作</w:t>
-                        </w:r>
-                        <w:r>
-                          <w:rPr>
-                            <w:rFonts w:ascii="微软雅黑" w:eastAsia="微软雅黑" w:hAnsi="微软雅黑" w:cs="Times New Roman" w:hint="eastAsia"/>
-                            <w:color w:val="404040" w:themeColor="text1" w:themeTint="BF"/>
-                            <w:kern w:val="24"/>
-                            <w:sz w:val="21"/>
-                            <w:szCs w:val="21"/>
-                          </w:rPr>
-                          <w:t>；</w:t>
-                        </w:r>
-                      </w:p>
-                      <w:p>
-                        <w:pPr>
-                          <w:pStyle w:val="a3"/>
-                          <w:numPr>
-                            <w:ilvl w:val="0"/>
-                            <w:numId w:val="1"/>
-                          </w:numPr>
-                          <w:tabs>
-                            <w:tab w:val="left" w:pos="420"/>
-                            <w:tab w:val="left" w:pos="1890"/>
-                            <w:tab w:val="left" w:pos="2100"/>
-                          </w:tabs>
-                          <w:spacing w:before="0" w:beforeAutospacing="0" w:after="0" w:afterAutospacing="0" w:line="360" w:lineRule="exact"/>
-                          <w:textAlignment w:val="baseline"/>
-                          <w:rPr>
-                            <w:rFonts w:ascii="微软雅黑" w:eastAsia="微软雅黑" w:hAnsi="微软雅黑" w:cs="Times New Roman"/>
-                            <w:color w:val="404040" w:themeColor="text1" w:themeTint="BF"/>
-                            <w:kern w:val="24"/>
-                            <w:sz w:val="21"/>
-                            <w:szCs w:val="21"/>
-                          </w:rPr>
-                        </w:pPr>
-                        <w:r>
-                          <w:rPr>
-                            <w:rFonts w:ascii="微软雅黑" w:eastAsia="微软雅黑" w:hAnsi="微软雅黑" w:cs="Times New Roman" w:hint="eastAsia"/>
-                            <w:color w:val="404040" w:themeColor="text1" w:themeTint="BF"/>
-                            <w:kern w:val="24"/>
-                            <w:sz w:val="21"/>
-                            <w:szCs w:val="21"/>
-                          </w:rPr>
-                          <w:t>完成“机器人统一指令”可视化编辑器，支持</w:t>
-                        </w:r>
-                        <w:r>
-                          <w:rPr>
-                            <w:rFonts w:ascii="微软雅黑" w:eastAsia="微软雅黑" w:hAnsi="微软雅黑" w:cs="Times New Roman" w:hint="eastAsia"/>
-                            <w:color w:val="404040" w:themeColor="text1" w:themeTint="BF"/>
-                            <w:kern w:val="24"/>
-                            <w:sz w:val="21"/>
-                            <w:szCs w:val="21"/>
-                          </w:rPr>
-                          <w:t>指令的</w:t>
-                        </w:r>
-                        <w:r>
-                          <w:rPr>
-                            <w:rFonts w:ascii="微软雅黑" w:eastAsia="微软雅黑" w:hAnsi="微软雅黑" w:cs="Times New Roman" w:hint="eastAsia"/>
-                            <w:color w:val="404040" w:themeColor="text1" w:themeTint="BF"/>
-                            <w:kern w:val="24"/>
-                            <w:sz w:val="21"/>
-                            <w:szCs w:val="21"/>
-                          </w:rPr>
-                          <w:t>编辑、导入导出、部分纠错功能等</w:t>
                         </w:r>
                         <w:r>
                           <w:rPr>
@@ -11899,7 +12105,7 @@
                 <wp:positionV relativeFrom="paragraph">
                   <wp:posOffset>1300229</wp:posOffset>
                 </wp:positionV>
-                <wp:extent cx="7026144" cy="1476734"/>
+                <wp:extent cx="7025492" cy="1248050"/>
                 <wp:effectExtent l="0" t="0" r="0" b="0"/>
                 <wp:wrapNone/>
                 <wp:docPr id="86" name="组合 86"/>
@@ -11911,9 +12117,9 @@
                       <wpg:grpSpPr>
                         <a:xfrm>
                           <a:off x="0" y="0"/>
-                          <a:ext cx="7026144" cy="1476734"/>
+                          <a:ext cx="7025492" cy="1248050"/>
                           <a:chOff x="0" y="0"/>
-                          <a:chExt cx="7026144" cy="1476734"/>
+                          <a:chExt cx="7025492" cy="1248050"/>
                         </a:xfrm>
                       </wpg:grpSpPr>
                       <wps:wsp>
@@ -11921,8 +12127,8 @@
                         <wps:cNvSpPr/>
                         <wps:spPr>
                           <a:xfrm>
-                            <a:off x="239899" y="343894"/>
-                            <a:ext cx="6786245" cy="1132840"/>
+                            <a:off x="239882" y="343810"/>
+                            <a:ext cx="6785610" cy="904240"/>
                           </a:xfrm>
                           <a:prstGeom prst="rect">
                             <a:avLst/>
@@ -12027,21 +12233,7 @@
                                   <w:sz w:val="22"/>
                                   <w:szCs w:val="22"/>
                                 </w:rPr>
-                                <w:t>西南民族大</w:t>
-                              </w:r>
-                              <w:bookmarkStart w:id="0" w:name="_GoBack"/>
-                              <w:bookmarkEnd w:id="0"/>
-                              <w:r>
-                                <w:rPr>
-                                  <w:rFonts w:ascii="微软雅黑" w:eastAsia="微软雅黑" w:hAnsi="微软雅黑" w:cs="Times New Roman" w:hint="eastAsia"/>
-                                  <w:b/>
-                                  <w:bCs/>
-                                  <w:color w:val="425268"/>
-                                  <w:kern w:val="24"/>
-                                  <w:sz w:val="22"/>
-                                  <w:szCs w:val="22"/>
-                                </w:rPr>
-                                <w:t>学</w:t>
+                                <w:t>西南民族大学</w:t>
                               </w:r>
                               <w:r>
                                 <w:rPr>
@@ -12157,25 +12349,8 @@
                                   <w:sz w:val="21"/>
                                   <w:szCs w:val="21"/>
                                 </w:rPr>
-                                <w:t>荣誉/奖项：校级先进个人（2017-2018）、优秀团员（2016-2017）</w:t>
+                                <w:t>荣誉/奖项：</w:t>
                               </w:r>
-                            </w:p>
-                            <w:p>
-                              <w:pPr>
-                                <w:pStyle w:val="a3"/>
-                                <w:tabs>
-                                  <w:tab w:val="left" w:pos="420"/>
-                                  <w:tab w:val="left" w:pos="1890"/>
-                                  <w:tab w:val="left" w:pos="2100"/>
-                                </w:tabs>
-                                <w:spacing w:before="0" w:beforeAutospacing="0" w:after="0" w:afterAutospacing="0" w:line="360" w:lineRule="exact"/>
-                                <w:textAlignment w:val="baseline"/>
-                                <w:rPr>
-                                  <w:color w:val="404040" w:themeColor="text1" w:themeTint="BF"/>
-                                  <w:sz w:val="21"/>
-                                  <w:szCs w:val="21"/>
-                                </w:rPr>
-                              </w:pPr>
                               <w:r>
                                 <w:rPr>
                                   <w:rFonts w:ascii="微软雅黑" w:eastAsia="微软雅黑" w:hAnsi="微软雅黑" w:cs="Times New Roman" w:hint="eastAsia"/>
@@ -12184,7 +12359,37 @@
                                   <w:sz w:val="21"/>
                                   <w:szCs w:val="21"/>
                                 </w:rPr>
-                                <w:t>相关课程：VC++程序设计（99）、大型数据库应用Oracle（97）、数据结构（94）、计算机图形学（90）</w:t>
+                                <w:t>优秀毕业设计（2</w:t>
+                              </w:r>
+                              <w:r>
+                                <w:rPr>
+                                  <w:rFonts w:ascii="微软雅黑" w:eastAsia="微软雅黑" w:hAnsi="微软雅黑" w:cs="Times New Roman"/>
+                                  <w:color w:val="404040" w:themeColor="text1" w:themeTint="BF"/>
+                                  <w:kern w:val="24"/>
+                                  <w:sz w:val="21"/>
+                                  <w:szCs w:val="21"/>
+                                </w:rPr>
+                                <w:t>019</w:t>
+                              </w:r>
+                              <w:r>
+                                <w:rPr>
+                                  <w:rFonts w:ascii="微软雅黑" w:eastAsia="微软雅黑" w:hAnsi="微软雅黑" w:cs="Times New Roman" w:hint="eastAsia"/>
+                                  <w:color w:val="404040" w:themeColor="text1" w:themeTint="BF"/>
+                                  <w:kern w:val="24"/>
+                                  <w:sz w:val="21"/>
+                                  <w:szCs w:val="21"/>
+                                </w:rPr>
+                                <w:t>）、</w:t>
+                              </w:r>
+                              <w:r>
+                                <w:rPr>
+                                  <w:rFonts w:ascii="微软雅黑" w:eastAsia="微软雅黑" w:hAnsi="微软雅黑" w:cs="Times New Roman" w:hint="eastAsia"/>
+                                  <w:color w:val="404040" w:themeColor="text1" w:themeTint="BF"/>
+                                  <w:kern w:val="24"/>
+                                  <w:sz w:val="21"/>
+                                  <w:szCs w:val="21"/>
+                                </w:rPr>
+                                <w:t>校级先进个人（2017-2018）、优秀团员（2016-2017）</w:t>
                               </w:r>
                             </w:p>
                           </w:txbxContent>
@@ -12743,8 +12948,8 @@
           </mc:Choice>
           <mc:Fallback>
             <w:pict>
-              <v:group w14:anchorId="59901E5D" id="组合 86" o:spid="_x0000_s1040" style="position:absolute;margin-left:-68.25pt;margin-top:102.4pt;width:553.25pt;height:116.3pt;z-index:251663360" coordsize="70261,14767" o:gfxdata="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">
-                <v:rect id="矩形 2" o:spid="_x0000_s1041" style="position:absolute;left:2398;top:3438;width:67863;height:11329;visibility:visible;mso-wrap-style:square;v-text-anchor:top" o:gfxdata="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" filled="f" stroked="f">
+              <v:group w14:anchorId="59901E5D" id="组合 86" o:spid="_x0000_s1040" style="position:absolute;margin-left:-68.25pt;margin-top:102.4pt;width:553.2pt;height:98.25pt;z-index:251663360" coordsize="70254,12480" o:gfxdata="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">
+                <v:rect id="矩形 2" o:spid="_x0000_s1041" style="position:absolute;left:2398;top:3438;width:67856;height:9042;visibility:visible;mso-wrap-style:square;v-text-anchor:top" o:gfxdata="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" filled="f" stroked="f">
                   <v:textbox style="mso-fit-shape-to-text:t">
                     <w:txbxContent>
                       <w:p>
@@ -12844,21 +13049,7 @@
                             <w:sz w:val="22"/>
                             <w:szCs w:val="22"/>
                           </w:rPr>
-                          <w:t>西南民族大</w:t>
-                        </w:r>
-                        <w:bookmarkStart w:id="1" w:name="_GoBack"/>
-                        <w:bookmarkEnd w:id="1"/>
-                        <w:r>
-                          <w:rPr>
-                            <w:rFonts w:ascii="微软雅黑" w:eastAsia="微软雅黑" w:hAnsi="微软雅黑" w:cs="Times New Roman" w:hint="eastAsia"/>
-                            <w:b/>
-                            <w:bCs/>
-                            <w:color w:val="425268"/>
-                            <w:kern w:val="24"/>
-                            <w:sz w:val="22"/>
-                            <w:szCs w:val="22"/>
-                          </w:rPr>
-                          <w:t>学</w:t>
+                          <w:t>西南民族大学</w:t>
                         </w:r>
                         <w:r>
                           <w:rPr>
@@ -12974,25 +13165,8 @@
                             <w:sz w:val="21"/>
                             <w:szCs w:val="21"/>
                           </w:rPr>
-                          <w:t>荣誉/奖项：校级先进个人（2017-2018）、优秀团员（2016-2017）</w:t>
+                          <w:t>荣誉/奖项：</w:t>
                         </w:r>
-                      </w:p>
-                      <w:p>
-                        <w:pPr>
-                          <w:pStyle w:val="a3"/>
-                          <w:tabs>
-                            <w:tab w:val="left" w:pos="420"/>
-                            <w:tab w:val="left" w:pos="1890"/>
-                            <w:tab w:val="left" w:pos="2100"/>
-                          </w:tabs>
-                          <w:spacing w:before="0" w:beforeAutospacing="0" w:after="0" w:afterAutospacing="0" w:line="360" w:lineRule="exact"/>
-                          <w:textAlignment w:val="baseline"/>
-                          <w:rPr>
-                            <w:color w:val="404040" w:themeColor="text1" w:themeTint="BF"/>
-                            <w:sz w:val="21"/>
-                            <w:szCs w:val="21"/>
-                          </w:rPr>
-                        </w:pPr>
                         <w:r>
                           <w:rPr>
                             <w:rFonts w:ascii="微软雅黑" w:eastAsia="微软雅黑" w:hAnsi="微软雅黑" w:cs="Times New Roman" w:hint="eastAsia"/>
@@ -13001,7 +13175,37 @@
                             <w:sz w:val="21"/>
                             <w:szCs w:val="21"/>
                           </w:rPr>
-                          <w:t>相关课程：VC++程序设计（99）、大型数据库应用Oracle（97）、数据结构（94）、计算机图形学（90）</w:t>
+                          <w:t>优秀毕业设计（2</w:t>
+                        </w:r>
+                        <w:r>
+                          <w:rPr>
+                            <w:rFonts w:ascii="微软雅黑" w:eastAsia="微软雅黑" w:hAnsi="微软雅黑" w:cs="Times New Roman"/>
+                            <w:color w:val="404040" w:themeColor="text1" w:themeTint="BF"/>
+                            <w:kern w:val="24"/>
+                            <w:sz w:val="21"/>
+                            <w:szCs w:val="21"/>
+                          </w:rPr>
+                          <w:t>019</w:t>
+                        </w:r>
+                        <w:r>
+                          <w:rPr>
+                            <w:rFonts w:ascii="微软雅黑" w:eastAsia="微软雅黑" w:hAnsi="微软雅黑" w:cs="Times New Roman" w:hint="eastAsia"/>
+                            <w:color w:val="404040" w:themeColor="text1" w:themeTint="BF"/>
+                            <w:kern w:val="24"/>
+                            <w:sz w:val="21"/>
+                            <w:szCs w:val="21"/>
+                          </w:rPr>
+                          <w:t>）、</w:t>
+                        </w:r>
+                        <w:r>
+                          <w:rPr>
+                            <w:rFonts w:ascii="微软雅黑" w:eastAsia="微软雅黑" w:hAnsi="微软雅黑" w:cs="Times New Roman" w:hint="eastAsia"/>
+                            <w:color w:val="404040" w:themeColor="text1" w:themeTint="BF"/>
+                            <w:kern w:val="24"/>
+                            <w:sz w:val="21"/>
+                            <w:szCs w:val="21"/>
+                          </w:rPr>
+                          <w:t>校级先进个人（2017-2018）、优秀团员（2016-2017）</w:t>
                         </w:r>
                       </w:p>
                     </w:txbxContent>
@@ -13603,7 +13807,7 @@
           </mc:Choice>
           <mc:Fallback>
             <w:pict>
-              <v:group w14:anchorId="1AF47A66" id="组合 90" o:spid="_x0000_s1050" style="position:absolute;left:0;text-align:left;margin-left:-67.45pt;margin-top:513.6pt;width:553.2pt;height:101.85pt;z-index:251704320" coordsize="70260,12935" o:gfxdata="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">
+              <v:group w14:anchorId="1AF47A66" id="组合 90" o:spid="_x0000_s1050" style="position:absolute;left:0;text-align:left;margin-left:-67.45pt;margin-top:513.6pt;width:553.2pt;height:101.85pt;z-index:251704320" coordsize="70260,12935" o:gfxdata="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">
                 <v:group id="组合 64" o:spid="_x0000_s1051" style="position:absolute;width:70260;height:12935" coordsize="70266,12935" o:gfxdata="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">
                   <v:rect id="矩形 65" o:spid="_x0000_s1052" style="position:absolute;left:2398;top:3892;width:67868;height:9043;visibility:visible;mso-wrap-style:square;v-text-anchor:top" o:gfxdata="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" filled="f" stroked="f">
                     <v:textbox style="mso-fit-shape-to-text:t">
@@ -13914,7 +14118,7 @@
                   <v:path o:extrusionok="f" gradientshapeok="t" o:connecttype="rect"/>
                   <o:lock v:ext="edit" aspectratio="t"/>
                 </v:shapetype>
-                <v:shape id="图形 89" o:spid="_x0000_s1060" type="#_x0000_t75" alt="校舍" style="position:absolute;left:874;top:238;width:2432;height:2432;visibility:visible;mso-wrap-style:square" o:gfxdata="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">
+                <v:shape id="图形 89" o:spid="_x0000_s1060" type="#_x0000_t75" alt="校舍" style="position:absolute;left:874;top:238;width:2432;height:2432;visibility:visible;mso-wrap-style:square" o:gfxdata="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">
                   <v:imagedata r:id="rId11" o:title="校舍"/>
                 </v:shape>
               </v:group>
@@ -18781,7 +18985,7 @@
           </mc:Choice>
           <mc:Fallback>
             <w:pict>
-              <v:group w14:anchorId="1E8471F7" id="组合 88" o:spid="_x0000_s1072" style="position:absolute;left:0;text-align:left;margin-left:-67.45pt;margin-top:-41.6pt;width:553.15pt;height:546.25pt;z-index:251702272" coordsize="70250,69373" o:gfxdata="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">
+              <v:group w14:anchorId="1E8471F7" id="组合 88" o:spid="_x0000_s1072" style="position:absolute;left:0;text-align:left;margin-left:-67.45pt;margin-top:-41.6pt;width:553.15pt;height:546.25pt;z-index:251702272" coordsize="70250,69373" o:gfxdata="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">
                 <v:group id="组合 42" o:spid="_x0000_s1073" style="position:absolute;width:70250;height:69373" coordsize="70252,69374" o:gfxdata="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">
                   <v:rect id="Rectangle 3" o:spid="_x0000_s1074" style="position:absolute;left:2394;top:3435;width:67858;height:65939;visibility:visible;mso-wrap-style:square;v-text-anchor:top" o:gfxdata="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" filled="f" stroked="f">
                     <v:textbox style="mso-fit-shape-to-text:t">
@@ -20703,7 +20907,7 @@
                     </v:textbox>
                   </v:rect>
                 </v:group>
-                <v:shape id="图形 83" o:spid="_x0000_s1082" type="#_x0000_t75" alt="网络" style="position:absolute;left:1083;top:303;width:2280;height:2280;visibility:visible;mso-wrap-style:square" o:gfxdata="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">
+                <v:shape id="图形 83" o:spid="_x0000_s1082" type="#_x0000_t75" alt="网络" style="position:absolute;left:1083;top:303;width:2280;height:2280;visibility:visible;mso-wrap-style:square" o:gfxdata="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">
                   <v:imagedata r:id="rId14" o:title="网络"/>
                 </v:shape>
               </v:group>
